--- a/dossier-deets-apprentissage/word/13_Etat_descriptif_insertion_professionnelle.docx
+++ b/dossier-deets-apprentissage/word/13_Etat_descriptif_insertion_professionnelle.docx
@@ -8,27 +8,38 @@
       </w:pPr>
       <w:r>
         <w:rPr>
-          <w:rFonts w:ascii="Arial" w:cs="Arial" w:eastAsia="Arial" w:hAnsi="Arial"/>
+          <w:rFonts w:ascii="Montserrat" w:cs="Montserrat" w:eastAsia="Montserrat" w:hAnsi="Montserrat"/>
           <w:b/>
           <w:bCs/>
-          <w:color w:val="1F3A5F"/>
-          <w:sz w:val="36"/>
-          <w:szCs w:val="36"/>
-        </w:rPr>
-        <w:t xml:space="preserve">YEBA FORMATIONS</w:t>
+          <w:color w:val="1B3A6B"/>
+          <w:sz w:val="40"/>
+          <w:szCs w:val="40"/>
+        </w:rPr>
+        <w:t xml:space="preserve">YEBA</w:t>
+      </w:r>
+      <w:r>
+        <w:rPr>
+          <w:rFonts w:ascii="Montserrat" w:cs="Montserrat" w:eastAsia="Montserrat" w:hAnsi="Montserrat"/>
+          <w:b/>
+          <w:bCs/>
+          <w:color w:val="C9AB4C"/>
+          <w:sz w:val="40"/>
+          <w:szCs w:val="40"/>
+        </w:rPr>
+        <w:t xml:space="preserve">  FORMATIONS</w:t>
       </w:r>
     </w:p>
     <w:p>
       <w:pPr>
         <w:pBdr>
-          <w:bottom w:val="single" w:color="C8691C" w:sz="12" w:space="6"/>
+          <w:bottom w:val="single" w:color="C9AB4C" w:sz="12" w:space="6"/>
         </w:pBdr>
         <w:spacing w:after="240"/>
       </w:pPr>
       <w:r>
         <w:rPr>
-          <w:rFonts w:ascii="Arial" w:cs="Arial" w:eastAsia="Arial" w:hAnsi="Arial"/>
-          <w:color w:val="595959"/>
+          <w:rFonts w:ascii="Inter" w:cs="Inter" w:eastAsia="Inter" w:hAnsi="Inter"/>
+          <w:color w:val="4D4D4D"/>
           <w:sz w:val="20"/>
           <w:szCs w:val="20"/>
         </w:rPr>
@@ -41,10 +52,10 @@
       </w:pPr>
       <w:r>
         <w:rPr>
-          <w:rFonts w:ascii="Arial" w:cs="Arial" w:eastAsia="Arial" w:hAnsi="Arial"/>
+          <w:rFonts w:ascii="Montserrat" w:cs="Montserrat" w:eastAsia="Montserrat" w:hAnsi="Montserrat"/>
           <w:b/>
           <w:bCs/>
-          <w:color w:val="C8691C"/>
+          <w:color w:val="4D4D4D"/>
           <w:sz w:val="24"/>
           <w:szCs w:val="24"/>
         </w:rPr>
@@ -57,10 +68,10 @@
       </w:pPr>
       <w:r>
         <w:rPr>
-          <w:rFonts w:ascii="Arial" w:cs="Arial" w:eastAsia="Arial" w:hAnsi="Arial"/>
+          <w:rFonts w:ascii="Montserrat" w:cs="Montserrat" w:eastAsia="Montserrat" w:hAnsi="Montserrat"/>
           <w:b/>
           <w:bCs/>
-          <w:color w:val="1F3A5F"/>
+          <w:color w:val="1B3A6B"/>
           <w:sz w:val="32"/>
           <w:szCs w:val="32"/>
         </w:rPr>
@@ -91,21 +102,21 @@
         <w:tc>
           <w:tcPr>
             <w:tcW w:type="dxa" w:w="2600"/>
-            <w:shd w:fill="1F3A5F" w:color="auto" w:val="clear"/>
-            <w:tcMar>
-              <w:top w:type="dxa" w:w="60"/>
-              <w:left w:type="dxa" w:w="90"/>
-              <w:bottom w:type="dxa" w:w="60"/>
-              <w:right w:type="dxa" w:w="90"/>
-            </w:tcMar>
-          </w:tcPr>
-          <w:p>
-            <w:pPr>
-              <w:spacing w:after="40"/>
-            </w:pPr>
-            <w:r>
-              <w:rPr>
-                <w:rFonts w:ascii="Arial" w:cs="Arial" w:eastAsia="Arial" w:hAnsi="Arial"/>
+            <w:shd w:fill="1B3A6B" w:color="auto" w:val="clear"/>
+            <w:tcMar>
+              <w:top w:type="dxa" w:w="60"/>
+              <w:left w:type="dxa" w:w="90"/>
+              <w:bottom w:type="dxa" w:w="60"/>
+              <w:right w:type="dxa" w:w="90"/>
+            </w:tcMar>
+          </w:tcPr>
+          <w:p>
+            <w:pPr>
+              <w:spacing w:after="40"/>
+            </w:pPr>
+            <w:r>
+              <w:rPr>
+                <w:rFonts w:ascii="Inter" w:cs="Inter" w:eastAsia="Inter" w:hAnsi="Inter"/>
                 <w:b/>
                 <w:bCs/>
                 <w:color w:val="FFFFFF"/>
@@ -117,21 +128,21 @@
         <w:tc>
           <w:tcPr>
             <w:tcW w:type="dxa" w:w="7038"/>
-            <w:shd w:fill="1F3A5F" w:color="auto" w:val="clear"/>
-            <w:tcMar>
-              <w:top w:type="dxa" w:w="60"/>
-              <w:left w:type="dxa" w:w="90"/>
-              <w:bottom w:type="dxa" w:w="60"/>
-              <w:right w:type="dxa" w:w="90"/>
-            </w:tcMar>
-          </w:tcPr>
-          <w:p>
-            <w:pPr>
-              <w:spacing w:after="40"/>
-            </w:pPr>
-            <w:r>
-              <w:rPr>
-                <w:rFonts w:ascii="Arial" w:cs="Arial" w:eastAsia="Arial" w:hAnsi="Arial"/>
+            <w:shd w:fill="1B3A6B" w:color="auto" w:val="clear"/>
+            <w:tcMar>
+              <w:top w:type="dxa" w:w="60"/>
+              <w:left w:type="dxa" w:w="90"/>
+              <w:bottom w:type="dxa" w:w="60"/>
+              <w:right w:type="dxa" w:w="90"/>
+            </w:tcMar>
+          </w:tcPr>
+          <w:p>
+            <w:pPr>
+              <w:spacing w:after="40"/>
+            </w:pPr>
+            <w:r>
+              <w:rPr>
+                <w:rFonts w:ascii="Inter" w:cs="Inter" w:eastAsia="Inter" w:hAnsi="Inter"/>
                 <w:b/>
                 <w:bCs/>
                 <w:color w:val="FFFFFF"/>
@@ -161,7 +172,7 @@
             </w:pPr>
             <w:r>
               <w:rPr>
-                <w:rFonts w:ascii="Arial" w:cs="Arial" w:eastAsia="Arial" w:hAnsi="Arial"/>
+                <w:rFonts w:ascii="Inter" w:cs="Inter" w:eastAsia="Inter" w:hAnsi="Inter"/>
               </w:rPr>
               <w:t xml:space="preserve">Destinataire</w:t>
             </w:r>
@@ -183,7 +194,7 @@
             </w:pPr>
             <w:r>
               <w:rPr>
-                <w:rFonts w:ascii="Arial" w:cs="Arial" w:eastAsia="Arial" w:hAnsi="Arial"/>
+                <w:rFonts w:ascii="Inter" w:cs="Inter" w:eastAsia="Inter" w:hAnsi="Inter"/>
               </w:rPr>
               <w:t xml:space="preserve">DEETS La Réunion — Service de contrôle de la formation professionnelle</w:t>
             </w:r>
@@ -197,21 +208,21 @@
         <w:tc>
           <w:tcPr>
             <w:tcW w:type="dxa" w:w="2600"/>
-            <w:shd w:fill="EAF0F6" w:color="auto" w:val="clear"/>
-            <w:tcMar>
-              <w:top w:type="dxa" w:w="60"/>
-              <w:left w:type="dxa" w:w="90"/>
-              <w:bottom w:type="dxa" w:w="60"/>
-              <w:right w:type="dxa" w:w="90"/>
-            </w:tcMar>
-          </w:tcPr>
-          <w:p>
-            <w:pPr>
-              <w:spacing w:after="40"/>
-            </w:pPr>
-            <w:r>
-              <w:rPr>
-                <w:rFonts w:ascii="Arial" w:cs="Arial" w:eastAsia="Arial" w:hAnsi="Arial"/>
+            <w:shd w:fill="EEF1F6" w:color="auto" w:val="clear"/>
+            <w:tcMar>
+              <w:top w:type="dxa" w:w="60"/>
+              <w:left w:type="dxa" w:w="90"/>
+              <w:bottom w:type="dxa" w:w="60"/>
+              <w:right w:type="dxa" w:w="90"/>
+            </w:tcMar>
+          </w:tcPr>
+          <w:p>
+            <w:pPr>
+              <w:spacing w:after="40"/>
+            </w:pPr>
+            <w:r>
+              <w:rPr>
+                <w:rFonts w:ascii="Inter" w:cs="Inter" w:eastAsia="Inter" w:hAnsi="Inter"/>
               </w:rPr>
               <w:t xml:space="preserve">Référence</w:t>
             </w:r>
@@ -220,21 +231,21 @@
         <w:tc>
           <w:tcPr>
             <w:tcW w:type="dxa" w:w="7038"/>
-            <w:shd w:fill="EAF0F6" w:color="auto" w:val="clear"/>
-            <w:tcMar>
-              <w:top w:type="dxa" w:w="60"/>
-              <w:left w:type="dxa" w:w="90"/>
-              <w:bottom w:type="dxa" w:w="60"/>
-              <w:right w:type="dxa" w:w="90"/>
-            </w:tcMar>
-          </w:tcPr>
-          <w:p>
-            <w:pPr>
-              <w:spacing w:after="40"/>
-            </w:pPr>
-            <w:r>
-              <w:rPr>
-                <w:rFonts w:ascii="Arial" w:cs="Arial" w:eastAsia="Arial" w:hAnsi="Arial"/>
+            <w:shd w:fill="EEF1F6" w:color="auto" w:val="clear"/>
+            <w:tcMar>
+              <w:top w:type="dxa" w:w="60"/>
+              <w:left w:type="dxa" w:w="90"/>
+              <w:bottom w:type="dxa" w:w="60"/>
+              <w:right w:type="dxa" w:w="90"/>
+            </w:tcMar>
+          </w:tcPr>
+          <w:p>
+            <w:pPr>
+              <w:spacing w:after="40"/>
+            </w:pPr>
+            <w:r>
+              <w:rPr>
+                <w:rFonts w:ascii="Inter" w:cs="Inter" w:eastAsia="Inter" w:hAnsi="Inter"/>
               </w:rPr>
               <w:t xml:space="preserve">Courriel de la DEETS du 20 octobre 2026 — instruction au titre de l’article L.6351-5 du Code du travail</w:t>
             </w:r>
@@ -261,7 +272,7 @@
             </w:pPr>
             <w:r>
               <w:rPr>
-                <w:rFonts w:ascii="Arial" w:cs="Arial" w:eastAsia="Arial" w:hAnsi="Arial"/>
+                <w:rFonts w:ascii="Inter" w:cs="Inter" w:eastAsia="Inter" w:hAnsi="Inter"/>
               </w:rPr>
               <w:t xml:space="preserve">Objet de la pièce</w:t>
             </w:r>
@@ -283,7 +294,7 @@
             </w:pPr>
             <w:r>
               <w:rPr>
-                <w:rFonts w:ascii="Arial" w:cs="Arial" w:eastAsia="Arial" w:hAnsi="Arial"/>
+                <w:rFonts w:ascii="Inter" w:cs="Inter" w:eastAsia="Inter" w:hAnsi="Inter"/>
               </w:rPr>
               <w:t xml:space="preserve">Actions menées pendant et après la formation pour favoriser l’insertion professionnelle durable des apprentis diplômés.</w:t>
             </w:r>
@@ -297,21 +308,21 @@
         <w:tc>
           <w:tcPr>
             <w:tcW w:type="dxa" w:w="2600"/>
-            <w:shd w:fill="EAF0F6" w:color="auto" w:val="clear"/>
-            <w:tcMar>
-              <w:top w:type="dxa" w:w="60"/>
-              <w:left w:type="dxa" w:w="90"/>
-              <w:bottom w:type="dxa" w:w="60"/>
-              <w:right w:type="dxa" w:w="90"/>
-            </w:tcMar>
-          </w:tcPr>
-          <w:p>
-            <w:pPr>
-              <w:spacing w:after="40"/>
-            </w:pPr>
-            <w:r>
-              <w:rPr>
-                <w:rFonts w:ascii="Arial" w:cs="Arial" w:eastAsia="Arial" w:hAnsi="Arial"/>
+            <w:shd w:fill="EEF1F6" w:color="auto" w:val="clear"/>
+            <w:tcMar>
+              <w:top w:type="dxa" w:w="60"/>
+              <w:left w:type="dxa" w:w="90"/>
+              <w:bottom w:type="dxa" w:w="60"/>
+              <w:right w:type="dxa" w:w="90"/>
+            </w:tcMar>
+          </w:tcPr>
+          <w:p>
+            <w:pPr>
+              <w:spacing w:after="40"/>
+            </w:pPr>
+            <w:r>
+              <w:rPr>
+                <w:rFonts w:ascii="Inter" w:cs="Inter" w:eastAsia="Inter" w:hAnsi="Inter"/>
               </w:rPr>
               <w:t xml:space="preserve">Organisme</w:t>
             </w:r>
@@ -320,23 +331,23 @@
         <w:tc>
           <w:tcPr>
             <w:tcW w:type="dxa" w:w="7038"/>
-            <w:shd w:fill="EAF0F6" w:color="auto" w:val="clear"/>
-            <w:tcMar>
-              <w:top w:type="dxa" w:w="60"/>
-              <w:left w:type="dxa" w:w="90"/>
-              <w:bottom w:type="dxa" w:w="60"/>
-              <w:right w:type="dxa" w:w="90"/>
-            </w:tcMar>
-          </w:tcPr>
-          <w:p>
-            <w:pPr>
-              <w:spacing w:after="40"/>
-            </w:pPr>
-            <w:r>
-              <w:rPr>
-                <w:rFonts w:ascii="Arial" w:cs="Arial" w:eastAsia="Arial" w:hAnsi="Arial"/>
-              </w:rPr>
-              <w:t xml:space="preserve">YEBA FORMATIONS — SIRET 814 622 262 00032 — NDA 04973676397</w:t>
+            <w:shd w:fill="EEF1F6" w:color="auto" w:val="clear"/>
+            <w:tcMar>
+              <w:top w:type="dxa" w:w="60"/>
+              <w:left w:type="dxa" w:w="90"/>
+              <w:bottom w:type="dxa" w:w="60"/>
+              <w:right w:type="dxa" w:w="90"/>
+            </w:tcMar>
+          </w:tcPr>
+          <w:p>
+            <w:pPr>
+              <w:spacing w:after="40"/>
+            </w:pPr>
+            <w:r>
+              <w:rPr>
+                <w:rFonts w:ascii="Inter" w:cs="Inter" w:eastAsia="Inter" w:hAnsi="Inter"/>
+              </w:rPr>
+              <w:t xml:space="preserve">YEBA FORMATIONS — SIRET 814 622 262 00032 — NDA 04973676397 — UAI 9742022E</w:t>
             </w:r>
           </w:p>
         </w:tc>
@@ -361,9 +372,9 @@
             </w:pPr>
             <w:r>
               <w:rPr>
-                <w:rFonts w:ascii="Arial" w:cs="Arial" w:eastAsia="Arial" w:hAnsi="Arial"/>
-              </w:rPr>
-              <w:t xml:space="preserve">Certification Qualiopi</w:t>
+                <w:rFonts w:ascii="Inter" w:cs="Inter" w:eastAsia="Inter" w:hAnsi="Inter"/>
+              </w:rPr>
+              <w:t xml:space="preserve">Lieu de formation</w:t>
             </w:r>
           </w:p>
         </w:tc>
@@ -383,19 +394,9 @@
             </w:pPr>
             <w:r>
               <w:rPr>
-                <w:rFonts w:ascii="Arial" w:cs="Arial" w:eastAsia="Arial" w:hAnsi="Arial"/>
-              </w:rPr>
-              <w:t xml:space="preserve">n° 25FOR02027.1 — </w:t>
-            </w:r>
-            <w:r>
-              <w:rPr>
-                <w:rFonts w:ascii="Arial" w:cs="Arial" w:eastAsia="Arial" w:hAnsi="Arial"/>
-                <w:b/>
-                <w:bCs/>
-                <w:highlight w:val="yellow"/>
-                <w:highlightCs w:val="yellow"/>
-              </w:rPr>
-              <w:t xml:space="preserve">[préciser si la catégorie « actions de formation par apprentissage » est déjà couverte ou en cours d’extension]</w:t>
+                <w:rFonts w:ascii="Inter" w:cs="Inter" w:eastAsia="Inter" w:hAnsi="Inter"/>
+              </w:rPr>
+              <w:t xml:space="preserve">7 rue Henri Cornu, Immeuble Rodrigue 2, Technopole Réunion / Technor, 97490 Sainte-Clotilde (Saint-Denis)</w:t>
             </w:r>
           </w:p>
         </w:tc>
@@ -407,46 +408,46 @@
         <w:tc>
           <w:tcPr>
             <w:tcW w:type="dxa" w:w="2600"/>
-            <w:shd w:fill="EAF0F6" w:color="auto" w:val="clear"/>
-            <w:tcMar>
-              <w:top w:type="dxa" w:w="60"/>
-              <w:left w:type="dxa" w:w="90"/>
-              <w:bottom w:type="dxa" w:w="60"/>
-              <w:right w:type="dxa" w:w="90"/>
-            </w:tcMar>
-          </w:tcPr>
-          <w:p>
-            <w:pPr>
-              <w:spacing w:after="40"/>
-            </w:pPr>
-            <w:r>
-              <w:rPr>
-                <w:rFonts w:ascii="Arial" w:cs="Arial" w:eastAsia="Arial" w:hAnsi="Arial"/>
-              </w:rPr>
-              <w:t xml:space="preserve">Responsable</w:t>
+            <w:shd w:fill="EEF1F6" w:color="auto" w:val="clear"/>
+            <w:tcMar>
+              <w:top w:type="dxa" w:w="60"/>
+              <w:left w:type="dxa" w:w="90"/>
+              <w:bottom w:type="dxa" w:w="60"/>
+              <w:right w:type="dxa" w:w="90"/>
+            </w:tcMar>
+          </w:tcPr>
+          <w:p>
+            <w:pPr>
+              <w:spacing w:after="40"/>
+            </w:pPr>
+            <w:r>
+              <w:rPr>
+                <w:rFonts w:ascii="Inter" w:cs="Inter" w:eastAsia="Inter" w:hAnsi="Inter"/>
+              </w:rPr>
+              <w:t xml:space="preserve">Certification Qualiopi</w:t>
             </w:r>
           </w:p>
         </w:tc>
         <w:tc>
           <w:tcPr>
             <w:tcW w:type="dxa" w:w="7038"/>
-            <w:shd w:fill="EAF0F6" w:color="auto" w:val="clear"/>
-            <w:tcMar>
-              <w:top w:type="dxa" w:w="60"/>
-              <w:left w:type="dxa" w:w="90"/>
-              <w:bottom w:type="dxa" w:w="60"/>
-              <w:right w:type="dxa" w:w="90"/>
-            </w:tcMar>
-          </w:tcPr>
-          <w:p>
-            <w:pPr>
-              <w:spacing w:after="40"/>
-            </w:pPr>
-            <w:r>
-              <w:rPr>
-                <w:rFonts w:ascii="Arial" w:cs="Arial" w:eastAsia="Arial" w:hAnsi="Arial"/>
-              </w:rPr>
-              <w:t xml:space="preserve">Aurélien LUMEKA, Directeur</w:t>
+            <w:shd w:fill="EEF1F6" w:color="auto" w:val="clear"/>
+            <w:tcMar>
+              <w:top w:type="dxa" w:w="60"/>
+              <w:left w:type="dxa" w:w="90"/>
+              <w:bottom w:type="dxa" w:w="60"/>
+              <w:right w:type="dxa" w:w="90"/>
+            </w:tcMar>
+          </w:tcPr>
+          <w:p>
+            <w:pPr>
+              <w:spacing w:after="40"/>
+            </w:pPr>
+            <w:r>
+              <w:rPr>
+                <w:rFonts w:ascii="Inter" w:cs="Inter" w:eastAsia="Inter" w:hAnsi="Inter"/>
+              </w:rPr>
+              <w:t xml:space="preserve">n° 25FOR02027.1 (actions de formation). Extension à la catégorie « actions de formation par apprentissage » engagée : l’audit d’extension sera réalisé dès l’entrée en formation du premier apprenti (courriel de l’organisme certificateur du 14/10/2026).</w:t>
             </w:r>
           </w:p>
         </w:tc>
@@ -471,7 +472,57 @@
             </w:pPr>
             <w:r>
               <w:rPr>
-                <w:rFonts w:ascii="Arial" w:cs="Arial" w:eastAsia="Arial" w:hAnsi="Arial"/>
+                <w:rFonts w:ascii="Inter" w:cs="Inter" w:eastAsia="Inter" w:hAnsi="Inter"/>
+              </w:rPr>
+              <w:t xml:space="preserve">Responsable</w:t>
+            </w:r>
+          </w:p>
+        </w:tc>
+        <w:tc>
+          <w:tcPr>
+            <w:tcW w:type="dxa" w:w="7038"/>
+            <w:tcMar>
+              <w:top w:type="dxa" w:w="60"/>
+              <w:left w:type="dxa" w:w="90"/>
+              <w:bottom w:type="dxa" w:w="60"/>
+              <w:right w:type="dxa" w:w="90"/>
+            </w:tcMar>
+          </w:tcPr>
+          <w:p>
+            <w:pPr>
+              <w:spacing w:after="40"/>
+            </w:pPr>
+            <w:r>
+              <w:rPr>
+                <w:rFonts w:ascii="Inter" w:cs="Inter" w:eastAsia="Inter" w:hAnsi="Inter"/>
+              </w:rPr>
+              <w:t xml:space="preserve">Aurélien LUMEKA, Directeur</w:t>
+            </w:r>
+          </w:p>
+        </w:tc>
+      </w:tr>
+      <w:tr>
+        <w:trPr>
+          <w:cantSplit/>
+        </w:trPr>
+        <w:tc>
+          <w:tcPr>
+            <w:tcW w:type="dxa" w:w="2600"/>
+            <w:shd w:fill="EEF1F6" w:color="auto" w:val="clear"/>
+            <w:tcMar>
+              <w:top w:type="dxa" w:w="60"/>
+              <w:left w:type="dxa" w:w="90"/>
+              <w:bottom w:type="dxa" w:w="60"/>
+              <w:right w:type="dxa" w:w="90"/>
+            </w:tcMar>
+          </w:tcPr>
+          <w:p>
+            <w:pPr>
+              <w:spacing w:after="40"/>
+            </w:pPr>
+            <w:r>
+              <w:rPr>
+                <w:rFonts w:ascii="Inter" w:cs="Inter" w:eastAsia="Inter" w:hAnsi="Inter"/>
               </w:rPr>
               <w:t xml:space="preserve">Version</w:t>
             </w:r>
@@ -480,22 +531,23 @@
         <w:tc>
           <w:tcPr>
             <w:tcW w:type="dxa" w:w="7038"/>
-            <w:tcMar>
-              <w:top w:type="dxa" w:w="60"/>
-              <w:left w:type="dxa" w:w="90"/>
-              <w:bottom w:type="dxa" w:w="60"/>
-              <w:right w:type="dxa" w:w="90"/>
-            </w:tcMar>
-          </w:tcPr>
-          <w:p>
-            <w:pPr>
-              <w:spacing w:after="40"/>
-            </w:pPr>
-            <w:r>
-              <w:rPr>
-                <w:rFonts w:ascii="Arial" w:cs="Arial" w:eastAsia="Arial" w:hAnsi="Arial"/>
-              </w:rPr>
-              <w:t xml:space="preserve">Version 1 du 28/10/2026</w:t>
+            <w:shd w:fill="EEF1F6" w:color="auto" w:val="clear"/>
+            <w:tcMar>
+              <w:top w:type="dxa" w:w="60"/>
+              <w:left w:type="dxa" w:w="90"/>
+              <w:bottom w:type="dxa" w:w="60"/>
+              <w:right w:type="dxa" w:w="90"/>
+            </w:tcMar>
+          </w:tcPr>
+          <w:p>
+            <w:pPr>
+              <w:spacing w:after="40"/>
+            </w:pPr>
+            <w:r>
+              <w:rPr>
+                <w:rFonts w:ascii="Inter" w:cs="Inter" w:eastAsia="Inter" w:hAnsi="Inter"/>
+              </w:rPr>
+              <w:t xml:space="preserve">Version 2 du 28/10/2026</w:t>
             </w:r>
           </w:p>
         </w:tc>
@@ -514,7 +566,7 @@
       </w:pPr>
       <w:r>
         <w:rPr>
-          <w:rFonts w:ascii="Arial" w:cs="Arial" w:eastAsia="Arial" w:hAnsi="Arial"/>
+          <w:rFonts w:ascii="Montserrat" w:cs="Montserrat" w:eastAsia="Montserrat" w:hAnsi="Montserrat"/>
         </w:rPr>
         <w:t xml:space="preserve">1. Objectif</w:t>
       </w:r>
@@ -526,13 +578,13 @@
       </w:pPr>
       <w:r>
         <w:rPr>
-          <w:rFonts w:ascii="Arial" w:cs="Arial" w:eastAsia="Arial" w:hAnsi="Arial"/>
+          <w:rFonts w:ascii="Inter" w:cs="Inter" w:eastAsia="Inter" w:hAnsi="Inter"/>
         </w:rPr>
         <w:t xml:space="preserve">L’apprentissage est la voie d’insertion la plus directe : l’apprenti connaît déjà une entreprise et un métier. L’objectif de YEBA FORMATIONS est que chaque diplômé(e) dispose, à la fin de son contrat, d’</w:t>
       </w:r>
       <w:r>
         <w:rPr>
-          <w:rFonts w:ascii="Arial" w:cs="Arial" w:eastAsia="Arial" w:hAnsi="Arial"/>
+          <w:rFonts w:ascii="Inter" w:cs="Inter" w:eastAsia="Inter" w:hAnsi="Inter"/>
           <w:b/>
           <w:bCs/>
         </w:rPr>
@@ -540,7 +592,7 @@
       </w:r>
       <w:r>
         <w:rPr>
-          <w:rFonts w:ascii="Arial" w:cs="Arial" w:eastAsia="Arial" w:hAnsi="Arial"/>
+          <w:rFonts w:ascii="Inter" w:cs="Inter" w:eastAsia="Inter" w:hAnsi="Inter"/>
         </w:rPr>
         <w:t xml:space="preserve">.</w:t>
       </w:r>
@@ -553,7 +605,7 @@
       </w:pPr>
       <w:r>
         <w:rPr>
-          <w:rFonts w:ascii="Arial" w:cs="Arial" w:eastAsia="Arial" w:hAnsi="Arial"/>
+          <w:rFonts w:ascii="Montserrat" w:cs="Montserrat" w:eastAsia="Montserrat" w:hAnsi="Montserrat"/>
         </w:rPr>
         <w:t xml:space="preserve">2. Actions pendant la formation</w:t>
       </w:r>
@@ -582,21 +634,21 @@
         <w:tc>
           <w:tcPr>
             <w:tcW w:type="dxa" w:w="2400"/>
-            <w:shd w:fill="1F3A5F" w:color="auto" w:val="clear"/>
-            <w:tcMar>
-              <w:top w:type="dxa" w:w="60"/>
-              <w:left w:type="dxa" w:w="90"/>
-              <w:bottom w:type="dxa" w:w="60"/>
-              <w:right w:type="dxa" w:w="90"/>
-            </w:tcMar>
-          </w:tcPr>
-          <w:p>
-            <w:pPr>
-              <w:spacing w:after="40"/>
-            </w:pPr>
-            <w:r>
-              <w:rPr>
-                <w:rFonts w:ascii="Arial" w:cs="Arial" w:eastAsia="Arial" w:hAnsi="Arial"/>
+            <w:shd w:fill="1B3A6B" w:color="auto" w:val="clear"/>
+            <w:tcMar>
+              <w:top w:type="dxa" w:w="60"/>
+              <w:left w:type="dxa" w:w="90"/>
+              <w:bottom w:type="dxa" w:w="60"/>
+              <w:right w:type="dxa" w:w="90"/>
+            </w:tcMar>
+          </w:tcPr>
+          <w:p>
+            <w:pPr>
+              <w:spacing w:after="40"/>
+            </w:pPr>
+            <w:r>
+              <w:rPr>
+                <w:rFonts w:ascii="Inter" w:cs="Inter" w:eastAsia="Inter" w:hAnsi="Inter"/>
                 <w:b/>
                 <w:bCs/>
                 <w:color w:val="FFFFFF"/>
@@ -608,21 +660,21 @@
         <w:tc>
           <w:tcPr>
             <w:tcW w:type="dxa" w:w="7238"/>
-            <w:shd w:fill="1F3A5F" w:color="auto" w:val="clear"/>
-            <w:tcMar>
-              <w:top w:type="dxa" w:w="60"/>
-              <w:left w:type="dxa" w:w="90"/>
-              <w:bottom w:type="dxa" w:w="60"/>
-              <w:right w:type="dxa" w:w="90"/>
-            </w:tcMar>
-          </w:tcPr>
-          <w:p>
-            <w:pPr>
-              <w:spacing w:after="40"/>
-            </w:pPr>
-            <w:r>
-              <w:rPr>
-                <w:rFonts w:ascii="Arial" w:cs="Arial" w:eastAsia="Arial" w:hAnsi="Arial"/>
+            <w:shd w:fill="1B3A6B" w:color="auto" w:val="clear"/>
+            <w:tcMar>
+              <w:top w:type="dxa" w:w="60"/>
+              <w:left w:type="dxa" w:w="90"/>
+              <w:bottom w:type="dxa" w:w="60"/>
+              <w:right w:type="dxa" w:w="90"/>
+            </w:tcMar>
+          </w:tcPr>
+          <w:p>
+            <w:pPr>
+              <w:spacing w:after="40"/>
+            </w:pPr>
+            <w:r>
+              <w:rPr>
+                <w:rFonts w:ascii="Inter" w:cs="Inter" w:eastAsia="Inter" w:hAnsi="Inter"/>
                 <w:b/>
                 <w:bCs/>
                 <w:color w:val="FFFFFF"/>
@@ -652,7 +704,7 @@
             </w:pPr>
             <w:r>
               <w:rPr>
-                <w:rFonts w:ascii="Arial" w:cs="Arial" w:eastAsia="Arial" w:hAnsi="Arial"/>
+                <w:rFonts w:ascii="Inter" w:cs="Inter" w:eastAsia="Inter" w:hAnsi="Inter"/>
               </w:rPr>
               <w:t xml:space="preserve">Dès le mois 6</w:t>
             </w:r>
@@ -674,7 +726,7 @@
             </w:pPr>
             <w:r>
               <w:rPr>
-                <w:rFonts w:ascii="Arial" w:cs="Arial" w:eastAsia="Arial" w:hAnsi="Arial"/>
+                <w:rFonts w:ascii="Inter" w:cs="Inter" w:eastAsia="Inter" w:hAnsi="Inter"/>
               </w:rPr>
               <w:t xml:space="preserve">Entretien « Et après ? » : souhait de rester dans l’entreprise, de changer, de poursuivre des études ou de créer une activité</w:t>
             </w:r>
@@ -688,21 +740,21 @@
         <w:tc>
           <w:tcPr>
             <w:tcW w:type="dxa" w:w="2400"/>
-            <w:shd w:fill="EAF0F6" w:color="auto" w:val="clear"/>
-            <w:tcMar>
-              <w:top w:type="dxa" w:w="60"/>
-              <w:left w:type="dxa" w:w="90"/>
-              <w:bottom w:type="dxa" w:w="60"/>
-              <w:right w:type="dxa" w:w="90"/>
-            </w:tcMar>
-          </w:tcPr>
-          <w:p>
-            <w:pPr>
-              <w:spacing w:after="40"/>
-            </w:pPr>
-            <w:r>
-              <w:rPr>
-                <w:rFonts w:ascii="Arial" w:cs="Arial" w:eastAsia="Arial" w:hAnsi="Arial"/>
+            <w:shd w:fill="EEF1F6" w:color="auto" w:val="clear"/>
+            <w:tcMar>
+              <w:top w:type="dxa" w:w="60"/>
+              <w:left w:type="dxa" w:w="90"/>
+              <w:bottom w:type="dxa" w:w="60"/>
+              <w:right w:type="dxa" w:w="90"/>
+            </w:tcMar>
+          </w:tcPr>
+          <w:p>
+            <w:pPr>
+              <w:spacing w:after="40"/>
+            </w:pPr>
+            <w:r>
+              <w:rPr>
+                <w:rFonts w:ascii="Inter" w:cs="Inter" w:eastAsia="Inter" w:hAnsi="Inter"/>
               </w:rPr>
               <w:t xml:space="preserve">Mois 8 à 10</w:t>
             </w:r>
@@ -711,21 +763,21 @@
         <w:tc>
           <w:tcPr>
             <w:tcW w:type="dxa" w:w="7238"/>
-            <w:shd w:fill="EAF0F6" w:color="auto" w:val="clear"/>
-            <w:tcMar>
-              <w:top w:type="dxa" w:w="60"/>
-              <w:left w:type="dxa" w:w="90"/>
-              <w:bottom w:type="dxa" w:w="60"/>
-              <w:right w:type="dxa" w:w="90"/>
-            </w:tcMar>
-          </w:tcPr>
-          <w:p>
-            <w:pPr>
-              <w:spacing w:after="40"/>
-            </w:pPr>
-            <w:r>
-              <w:rPr>
-                <w:rFonts w:ascii="Arial" w:cs="Arial" w:eastAsia="Arial" w:hAnsi="Arial"/>
+            <w:shd w:fill="EEF1F6" w:color="auto" w:val="clear"/>
+            <w:tcMar>
+              <w:top w:type="dxa" w:w="60"/>
+              <w:left w:type="dxa" w:w="90"/>
+              <w:bottom w:type="dxa" w:w="60"/>
+              <w:right w:type="dxa" w:w="90"/>
+            </w:tcMar>
+          </w:tcPr>
+          <w:p>
+            <w:pPr>
+              <w:spacing w:after="40"/>
+            </w:pPr>
+            <w:r>
+              <w:rPr>
+                <w:rFonts w:ascii="Inter" w:cs="Inter" w:eastAsia="Inter" w:hAnsi="Inter"/>
               </w:rPr>
               <w:t xml:space="preserve">Point avec l’employeur sur une éventuelle embauche à l’issue du contrat ; préparation de l’apprenti à cette négociation</w:t>
             </w:r>
@@ -752,7 +804,7 @@
             </w:pPr>
             <w:r>
               <w:rPr>
-                <w:rFonts w:ascii="Arial" w:cs="Arial" w:eastAsia="Arial" w:hAnsi="Arial"/>
+                <w:rFonts w:ascii="Inter" w:cs="Inter" w:eastAsia="Inter" w:hAnsi="Inter"/>
               </w:rPr>
               <w:t xml:space="preserve">Mois 9 à 12</w:t>
             </w:r>
@@ -774,7 +826,7 @@
             </w:pPr>
             <w:r>
               <w:rPr>
-                <w:rFonts w:ascii="Arial" w:cs="Arial" w:eastAsia="Arial" w:hAnsi="Arial"/>
+                <w:rFonts w:ascii="Inter" w:cs="Inter" w:eastAsia="Inter" w:hAnsi="Inter"/>
               </w:rPr>
               <w:t xml:space="preserve">Ateliers « valoriser son expérience » : CV de professionnel(le), profil sur les réseaux professionnels, présentation de ses réalisations, simulation d’entretien</w:t>
             </w:r>
@@ -788,21 +840,21 @@
         <w:tc>
           <w:tcPr>
             <w:tcW w:type="dxa" w:w="2400"/>
-            <w:shd w:fill="EAF0F6" w:color="auto" w:val="clear"/>
-            <w:tcMar>
-              <w:top w:type="dxa" w:w="60"/>
-              <w:left w:type="dxa" w:w="90"/>
-              <w:bottom w:type="dxa" w:w="60"/>
-              <w:right w:type="dxa" w:w="90"/>
-            </w:tcMar>
-          </w:tcPr>
-          <w:p>
-            <w:pPr>
-              <w:spacing w:after="40"/>
-            </w:pPr>
-            <w:r>
-              <w:rPr>
-                <w:rFonts w:ascii="Arial" w:cs="Arial" w:eastAsia="Arial" w:hAnsi="Arial"/>
+            <w:shd w:fill="EEF1F6" w:color="auto" w:val="clear"/>
+            <w:tcMar>
+              <w:top w:type="dxa" w:w="60"/>
+              <w:left w:type="dxa" w:w="90"/>
+              <w:bottom w:type="dxa" w:w="60"/>
+              <w:right w:type="dxa" w:w="90"/>
+            </w:tcMar>
+          </w:tcPr>
+          <w:p>
+            <w:pPr>
+              <w:spacing w:after="40"/>
+            </w:pPr>
+            <w:r>
+              <w:rPr>
+                <w:rFonts w:ascii="Inter" w:cs="Inter" w:eastAsia="Inter" w:hAnsi="Inter"/>
               </w:rPr>
               <w:t xml:space="preserve">Toute l’année</w:t>
             </w:r>
@@ -811,21 +863,21 @@
         <w:tc>
           <w:tcPr>
             <w:tcW w:type="dxa" w:w="7238"/>
-            <w:shd w:fill="EAF0F6" w:color="auto" w:val="clear"/>
-            <w:tcMar>
-              <w:top w:type="dxa" w:w="60"/>
-              <w:left w:type="dxa" w:w="90"/>
-              <w:bottom w:type="dxa" w:w="60"/>
-              <w:right w:type="dxa" w:w="90"/>
-            </w:tcMar>
-          </w:tcPr>
-          <w:p>
-            <w:pPr>
-              <w:spacing w:after="40"/>
-            </w:pPr>
-            <w:r>
-              <w:rPr>
-                <w:rFonts w:ascii="Arial" w:cs="Arial" w:eastAsia="Arial" w:hAnsi="Arial"/>
+            <w:shd w:fill="EEF1F6" w:color="auto" w:val="clear"/>
+            <w:tcMar>
+              <w:top w:type="dxa" w:w="60"/>
+              <w:left w:type="dxa" w:w="90"/>
+              <w:bottom w:type="dxa" w:w="60"/>
+              <w:right w:type="dxa" w:w="90"/>
+            </w:tcMar>
+          </w:tcPr>
+          <w:p>
+            <w:pPr>
+              <w:spacing w:after="40"/>
+            </w:pPr>
+            <w:r>
+              <w:rPr>
+                <w:rFonts w:ascii="Inter" w:cs="Inter" w:eastAsia="Inter" w:hAnsi="Inter"/>
               </w:rPr>
               <w:t xml:space="preserve">Rencontres avec des professionnels et des recruteurs (job dating, témoignages d’anciens à partir de la deuxième promotion)</w:t>
             </w:r>
@@ -846,7 +898,7 @@
       </w:pPr>
       <w:r>
         <w:rPr>
-          <w:rFonts w:ascii="Arial" w:cs="Arial" w:eastAsia="Arial" w:hAnsi="Arial"/>
+          <w:rFonts w:ascii="Montserrat" w:cs="Montserrat" w:eastAsia="Montserrat" w:hAnsi="Montserrat"/>
         </w:rPr>
         <w:t xml:space="preserve">3. Actions après la certification</w:t>
       </w:r>
@@ -862,7 +914,7 @@
       </w:pPr>
       <w:r>
         <w:rPr>
-          <w:rFonts w:ascii="Arial" w:cs="Arial" w:eastAsia="Arial" w:hAnsi="Arial"/>
+          <w:rFonts w:ascii="Inter" w:cs="Inter" w:eastAsia="Inter" w:hAnsi="Inter"/>
         </w:rPr>
         <w:t xml:space="preserve">Transmission des profils des diplômés volontaires aux entreprises du portefeuille de YEBA FORMATIONS.</w:t>
       </w:r>
@@ -878,7 +930,7 @@
       </w:pPr>
       <w:r>
         <w:rPr>
-          <w:rFonts w:ascii="Arial" w:cs="Arial" w:eastAsia="Arial" w:hAnsi="Arial"/>
+          <w:rFonts w:ascii="Inter" w:cs="Inter" w:eastAsia="Inter" w:hAnsi="Inter"/>
         </w:rPr>
         <w:t xml:space="preserve">Information sur la poursuite d’études : certification de niveau supérieur, y compris en apprentissage.</w:t>
       </w:r>
@@ -894,7 +946,7 @@
       </w:pPr>
       <w:r>
         <w:rPr>
-          <w:rFonts w:ascii="Arial" w:cs="Arial" w:eastAsia="Arial" w:hAnsi="Arial"/>
+          <w:rFonts w:ascii="Inter" w:cs="Inter" w:eastAsia="Inter" w:hAnsi="Inter"/>
         </w:rPr>
         <w:t xml:space="preserve">Orientation vers France Travail, la Mission locale ou l’APEC selon la situation.</w:t>
       </w:r>
@@ -910,7 +962,7 @@
       </w:pPr>
       <w:r>
         <w:rPr>
-          <w:rFonts w:ascii="Arial" w:cs="Arial" w:eastAsia="Arial" w:hAnsi="Arial"/>
+          <w:rFonts w:ascii="Inter" w:cs="Inter" w:eastAsia="Inter" w:hAnsi="Inter"/>
         </w:rPr>
         <w:t xml:space="preserve">Information sur la création ou la reprise d’entreprise (pièce n° 15).</w:t>
       </w:r>
@@ -926,7 +978,7 @@
       </w:pPr>
       <w:r>
         <w:rPr>
-          <w:rFonts w:ascii="Arial" w:cs="Arial" w:eastAsia="Arial" w:hAnsi="Arial"/>
+          <w:rFonts w:ascii="Inter" w:cs="Inter" w:eastAsia="Inter" w:hAnsi="Inter"/>
         </w:rPr>
         <w:t xml:space="preserve">Accès au réseau des anciens (pièce n° 14).</w:t>
       </w:r>
@@ -939,7 +991,7 @@
       </w:pPr>
       <w:r>
         <w:rPr>
-          <w:rFonts w:ascii="Arial" w:cs="Arial" w:eastAsia="Arial" w:hAnsi="Arial"/>
+          <w:rFonts w:ascii="Montserrat" w:cs="Montserrat" w:eastAsia="Montserrat" w:hAnsi="Montserrat"/>
         </w:rPr>
         <w:t xml:space="preserve">4. Mesure et publication des résultats</w:t>
       </w:r>
@@ -951,13 +1003,13 @@
       </w:pPr>
       <w:r>
         <w:rPr>
-          <w:rFonts w:ascii="Arial" w:cs="Arial" w:eastAsia="Arial" w:hAnsi="Arial"/>
+          <w:rFonts w:ascii="Inter" w:cs="Inter" w:eastAsia="Inter" w:hAnsi="Inter"/>
         </w:rPr>
         <w:t xml:space="preserve">YEBA FORMATIONS suit le taux d’obtention des certifications, le taux de poursuite d’études, le taux d’interruption en cours de formation, le taux d’insertion professionnelle à 6 mois et la valeur ajoutée de l’établissement, indicateurs dont la publication est imposée aux CFA par l’article L.6111-8 du Code du travail (</w:t>
       </w:r>
       <w:r>
         <w:rPr>
-          <w:rFonts w:ascii="Arial" w:cs="Arial" w:eastAsia="Arial" w:hAnsi="Arial"/>
+          <w:rFonts w:ascii="Inter" w:cs="Inter" w:eastAsia="Inter" w:hAnsi="Inter"/>
           <w:b/>
           <w:bCs/>
           <w:highlight w:val="yellow"/>
@@ -967,7 +1019,7 @@
       </w:r>
       <w:r>
         <w:rPr>
-          <w:rFonts w:ascii="Arial" w:cs="Arial" w:eastAsia="Arial" w:hAnsi="Arial"/>
+          <w:rFonts w:ascii="Inter" w:cs="Inter" w:eastAsia="Inter" w:hAnsi="Inter"/>
         </w:rPr>
         <w:t xml:space="preserve">). Les résultats sont publiés sur le site internet de l’organisme.</w:t>
       </w:r>
@@ -977,7 +1029,7 @@
         <w:tblW w:type="dxa" w:w="9638"/>
         <w:tblBorders>
           <w:top w:val="none" w:color="FFFFFF" w:sz="0"/>
-          <w:left w:val="single" w:color="1F3A5F" w:sz="12"/>
+          <w:left w:val="single" w:color="1B3A6B" w:sz="12"/>
           <w:bottom w:val="none" w:color="FFFFFF" w:sz="0"/>
           <w:right w:val="none" w:color="FFFFFF" w:sz="0"/>
           <w:insideH w:val="none" w:color="FFFFFF" w:sz="0"/>
@@ -991,7 +1043,7 @@
         <w:tc>
           <w:tcPr>
             <w:tcW w:type="dxa" w:w="9638"/>
-            <w:shd w:fill="EAF0F6" w:color="auto" w:val="clear"/>
+            <w:shd w:fill="EEF1F6" w:color="auto" w:val="clear"/>
             <w:tcMar>
               <w:top w:type="dxa" w:w="100"/>
               <w:left w:type="dxa" w:w="160"/>
@@ -1005,10 +1057,10 @@
             </w:pPr>
             <w:r>
               <w:rPr>
-                <w:rFonts w:ascii="Arial" w:cs="Arial" w:eastAsia="Arial" w:hAnsi="Arial"/>
+                <w:rFonts w:ascii="Montserrat" w:cs="Montserrat" w:eastAsia="Montserrat" w:hAnsi="Montserrat"/>
                 <w:b/>
                 <w:bCs/>
-                <w:color w:val="1F3A5F"/>
+                <w:color w:val="1B3A6B"/>
               </w:rPr>
               <w:t xml:space="preserve">Conformité RGPD / IA Act</w:t>
             </w:r>
@@ -1019,7 +1071,7 @@
             </w:pPr>
             <w:r>
               <w:rPr>
-                <w:rFonts w:ascii="Arial" w:cs="Arial" w:eastAsia="Arial" w:hAnsi="Arial"/>
+                <w:rFonts w:ascii="Inter" w:cs="Inter" w:eastAsia="Inter" w:hAnsi="Inter"/>
                 <w:b/>
                 <w:bCs/>
               </w:rPr>
@@ -1027,7 +1079,7 @@
             </w:r>
             <w:r>
               <w:rPr>
-                <w:rFonts w:ascii="Arial" w:cs="Arial" w:eastAsia="Arial" w:hAnsi="Arial"/>
+                <w:rFonts w:ascii="Inter" w:cs="Inter" w:eastAsia="Inter" w:hAnsi="Inter"/>
               </w:rPr>
               <w:t xml:space="preserve"> — L’enquête d’insertion repose sur la participation volontaire des anciens ; ils sont informés de la finalité et peuvent s’opposer à être recontactés. Les CV ne sont transmis à des entreprises qu’avec l’accord exprès de l’intéressé(e).</w:t>
             </w:r>
@@ -1052,41 +1104,39 @@
       </w:pPr>
       <w:r>
         <w:rPr>
-          <w:rFonts w:ascii="Arial" w:cs="Arial" w:eastAsia="Arial" w:hAnsi="Arial"/>
-        </w:rPr>
-        <w:t xml:space="preserve">Fait à </w:t>
-      </w:r>
-      <w:r>
-        <w:rPr>
-          <w:rFonts w:ascii="Arial" w:cs="Arial" w:eastAsia="Arial" w:hAnsi="Arial"/>
+          <w:rFonts w:ascii="Inter" w:cs="Inter" w:eastAsia="Inter" w:hAnsi="Inter"/>
+        </w:rPr>
+        <w:t xml:space="preserve">Fait à Saint-Denis, le </w:t>
+      </w:r>
+      <w:r>
+        <w:rPr>
+          <w:rFonts w:ascii="Inter" w:cs="Inter" w:eastAsia="Inter" w:hAnsi="Inter"/>
           <w:b/>
           <w:bCs/>
           <w:highlight w:val="yellow"/>
           <w:highlightCs w:val="yellow"/>
         </w:rPr>
-        <w:t xml:space="preserve">[commune]</w:t>
-      </w:r>
-      <w:r>
-        <w:rPr>
-          <w:rFonts w:ascii="Arial" w:cs="Arial" w:eastAsia="Arial" w:hAnsi="Arial"/>
-        </w:rPr>
-        <w:t xml:space="preserve">, le </w:t>
-      </w:r>
-      <w:r>
-        <w:rPr>
-          <w:rFonts w:ascii="Arial" w:cs="Arial" w:eastAsia="Arial" w:hAnsi="Arial"/>
+        <w:t xml:space="preserve">[date d’envoi]</w:t>
+      </w:r>
+      <w:r>
+        <w:rPr>
+          <w:rFonts w:ascii="Inter" w:cs="Inter" w:eastAsia="Inter" w:hAnsi="Inter"/>
+        </w:rPr>
+        <w:t xml:space="preserve">.</w:t>
+      </w:r>
+    </w:p>
+    <w:p>
+      <w:pPr>
+        <w:spacing w:after="120" w:line="288"/>
+        <w:jc w:val="left"/>
+      </w:pPr>
+      <w:r>
+        <w:rPr>
+          <w:rFonts w:ascii="Inter" w:cs="Inter" w:eastAsia="Inter" w:hAnsi="Inter"/>
           <w:b/>
           <w:bCs/>
-          <w:highlight w:val="yellow"/>
-          <w:highlightCs w:val="yellow"/>
-        </w:rPr>
-        <w:t xml:space="preserve">[date d’envoi]</w:t>
-      </w:r>
-      <w:r>
-        <w:rPr>
-          <w:rFonts w:ascii="Arial" w:cs="Arial" w:eastAsia="Arial" w:hAnsi="Arial"/>
-        </w:rPr>
-        <w:t xml:space="preserve">.</w:t>
+        </w:rPr>
+        <w:t xml:space="preserve">Aurélien LUMEKA, Directeur de YEBA FORMATIONS</w:t>
       </w:r>
     </w:p>
     <w:p>
@@ -1096,21 +1146,7 @@
       </w:pPr>
       <w:r>
         <w:rPr>
-          <w:rFonts w:ascii="Arial" w:cs="Arial" w:eastAsia="Arial" w:hAnsi="Arial"/>
-          <w:b/>
-          <w:bCs/>
-        </w:rPr>
-        <w:t xml:space="preserve">Aurélien LUMEKA, Directeur de YEBA FORMATIONS</w:t>
-      </w:r>
-    </w:p>
-    <w:p>
-      <w:pPr>
-        <w:spacing w:after="120" w:line="288"/>
-        <w:jc w:val="left"/>
-      </w:pPr>
-      <w:r>
-        <w:rPr>
-          <w:rFonts w:ascii="Arial" w:cs="Arial" w:eastAsia="Arial" w:hAnsi="Arial"/>
+          <w:rFonts w:ascii="Inter" w:cs="Inter" w:eastAsia="Inter" w:hAnsi="Inter"/>
         </w:rPr>
         <w:t xml:space="preserve">Signature et cachet :</w:t>
       </w:r>
@@ -1176,8 +1212,8 @@
     </w:pPr>
     <w:r>
       <w:rPr>
-        <w:rFonts w:ascii="Arial" w:cs="Arial" w:eastAsia="Arial" w:hAnsi="Arial"/>
-        <w:color w:val="595959"/>
+        <w:rFonts w:ascii="Inter" w:cs="Inter" w:eastAsia="Inter" w:hAnsi="Inter"/>
+        <w:color w:val="4D4D4D"/>
         <w:sz w:val="16"/>
         <w:szCs w:val="16"/>
       </w:rPr>
@@ -1185,8 +1221,8 @@
     </w:r>
     <w:r>
       <w:rPr>
-        <w:rFonts w:ascii="Arial" w:cs="Arial" w:eastAsia="Arial" w:hAnsi="Arial"/>
-        <w:color w:val="595959"/>
+        <w:rFonts w:ascii="Inter" w:cs="Inter" w:eastAsia="Inter" w:hAnsi="Inter"/>
+        <w:color w:val="4D4D4D"/>
         <w:sz w:val="16"/>
         <w:szCs w:val="16"/>
       </w:rPr>
@@ -1197,8 +1233,8 @@
     </w:r>
     <w:r>
       <w:rPr>
-        <w:rFonts w:ascii="Arial" w:cs="Arial" w:eastAsia="Arial" w:hAnsi="Arial"/>
-        <w:color w:val="595959"/>
+        <w:rFonts w:ascii="Inter" w:cs="Inter" w:eastAsia="Inter" w:hAnsi="Inter"/>
+        <w:color w:val="4D4D4D"/>
         <w:sz w:val="16"/>
         <w:szCs w:val="16"/>
       </w:rPr>
@@ -1206,8 +1242,8 @@
     </w:r>
     <w:r>
       <w:rPr>
-        <w:rFonts w:ascii="Arial" w:cs="Arial" w:eastAsia="Arial" w:hAnsi="Arial"/>
-        <w:color w:val="595959"/>
+        <w:rFonts w:ascii="Inter" w:cs="Inter" w:eastAsia="Inter" w:hAnsi="Inter"/>
+        <w:color w:val="4D4D4D"/>
         <w:sz w:val="16"/>
         <w:szCs w:val="16"/>
       </w:rPr>
@@ -1265,8 +1301,8 @@
     </w:pPr>
     <w:r>
       <w:rPr>
-        <w:rFonts w:ascii="Arial" w:cs="Arial" w:eastAsia="Arial" w:hAnsi="Arial"/>
-        <w:color w:val="595959"/>
+        <w:rFonts w:ascii="Inter" w:cs="Inter" w:eastAsia="Inter" w:hAnsi="Inter"/>
+        <w:color w:val="4D4D4D"/>
         <w:sz w:val="16"/>
         <w:szCs w:val="16"/>
       </w:rPr>
@@ -1403,7 +1439,8 @@
   <w:docDefaults>
     <w:rPrDefault>
       <w:rPr>
-        <w:rFonts w:ascii="Arial" w:cs="Arial" w:eastAsia="Arial" w:hAnsi="Arial"/>
+        <w:rFonts w:ascii="Inter" w:cs="Inter" w:eastAsia="Inter" w:hAnsi="Inter"/>
+        <w:color w:val="121212"/>
         <w:sz w:val="22"/>
         <w:szCs w:val="22"/>
       </w:rPr>
@@ -1587,13 +1624,16 @@
     <w:next w:val="Normal"/>
     <w:qFormat/>
     <w:pPr>
+      <w:pBdr>
+        <w:bottom w:val="single" w:color="C9AB4C" w:sz="8" w:space="4"/>
+      </w:pBdr>
       <w:outlineLvl w:val="0"/>
     </w:pPr>
     <w:rPr>
-      <w:rFonts w:ascii="Arial" w:cs="Arial" w:eastAsia="Arial" w:hAnsi="Arial"/>
+      <w:rFonts w:ascii="Montserrat" w:cs="Montserrat" w:eastAsia="Montserrat" w:hAnsi="Montserrat"/>
       <w:b/>
       <w:bCs/>
-      <w:color w:val="1F3A5F"/>
+      <w:color w:val="1B3A6B"/>
       <w:sz w:val="28"/>
       <w:szCs w:val="28"/>
     </w:rPr>
@@ -1607,10 +1647,10 @@
       <w:outlineLvl w:val="1"/>
     </w:pPr>
     <w:rPr>
-      <w:rFonts w:ascii="Arial" w:cs="Arial" w:eastAsia="Arial" w:hAnsi="Arial"/>
+      <w:rFonts w:ascii="Montserrat" w:cs="Montserrat" w:eastAsia="Montserrat" w:hAnsi="Montserrat"/>
       <w:b/>
       <w:bCs/>
-      <w:color w:val="C8691C"/>
+      <w:color w:val="1B3A6B"/>
       <w:sz w:val="24"/>
       <w:szCs w:val="24"/>
     </w:rPr>

--- a/dossier-deets-apprentissage/word/13_Etat_descriptif_insertion_professionnelle.docx
+++ b/dossier-deets-apprentissage/word/13_Etat_descriptif_insertion_professionnelle.docx
@@ -113,6 +113,7 @@
           <w:p>
             <w:pPr>
               <w:spacing w:after="40"/>
+              <w:jc w:val="left"/>
             </w:pPr>
             <w:r>
               <w:rPr>
@@ -139,6 +140,7 @@
           <w:p>
             <w:pPr>
               <w:spacing w:after="40"/>
+              <w:jc w:val="left"/>
             </w:pPr>
             <w:r>
               <w:rPr>
@@ -169,6 +171,7 @@
           <w:p>
             <w:pPr>
               <w:spacing w:after="40"/>
+              <w:jc w:val="left"/>
             </w:pPr>
             <w:r>
               <w:rPr>
@@ -191,6 +194,7 @@
           <w:p>
             <w:pPr>
               <w:spacing w:after="40"/>
+              <w:jc w:val="left"/>
             </w:pPr>
             <w:r>
               <w:rPr>
@@ -219,6 +223,7 @@
           <w:p>
             <w:pPr>
               <w:spacing w:after="40"/>
+              <w:jc w:val="left"/>
             </w:pPr>
             <w:r>
               <w:rPr>
@@ -242,6 +247,7 @@
           <w:p>
             <w:pPr>
               <w:spacing w:after="40"/>
+              <w:jc w:val="left"/>
             </w:pPr>
             <w:r>
               <w:rPr>
@@ -269,6 +275,7 @@
           <w:p>
             <w:pPr>
               <w:spacing w:after="40"/>
+              <w:jc w:val="left"/>
             </w:pPr>
             <w:r>
               <w:rPr>
@@ -291,6 +298,7 @@
           <w:p>
             <w:pPr>
               <w:spacing w:after="40"/>
+              <w:jc w:val="left"/>
             </w:pPr>
             <w:r>
               <w:rPr>
@@ -319,6 +327,7 @@
           <w:p>
             <w:pPr>
               <w:spacing w:after="40"/>
+              <w:jc w:val="left"/>
             </w:pPr>
             <w:r>
               <w:rPr>
@@ -342,6 +351,7 @@
           <w:p>
             <w:pPr>
               <w:spacing w:after="40"/>
+              <w:jc w:val="left"/>
             </w:pPr>
             <w:r>
               <w:rPr>
@@ -369,6 +379,7 @@
           <w:p>
             <w:pPr>
               <w:spacing w:after="40"/>
+              <w:jc w:val="left"/>
             </w:pPr>
             <w:r>
               <w:rPr>
@@ -391,6 +402,7 @@
           <w:p>
             <w:pPr>
               <w:spacing w:after="40"/>
+              <w:jc w:val="left"/>
             </w:pPr>
             <w:r>
               <w:rPr>
@@ -419,6 +431,7 @@
           <w:p>
             <w:pPr>
               <w:spacing w:after="40"/>
+              <w:jc w:val="left"/>
             </w:pPr>
             <w:r>
               <w:rPr>
@@ -442,6 +455,7 @@
           <w:p>
             <w:pPr>
               <w:spacing w:after="40"/>
+              <w:jc w:val="both"/>
             </w:pPr>
             <w:r>
               <w:rPr>
@@ -469,6 +483,7 @@
           <w:p>
             <w:pPr>
               <w:spacing w:after="40"/>
+              <w:jc w:val="left"/>
             </w:pPr>
             <w:r>
               <w:rPr>
@@ -491,6 +506,7 @@
           <w:p>
             <w:pPr>
               <w:spacing w:after="40"/>
+              <w:jc w:val="left"/>
             </w:pPr>
             <w:r>
               <w:rPr>
@@ -519,6 +535,7 @@
           <w:p>
             <w:pPr>
               <w:spacing w:after="40"/>
+              <w:jc w:val="left"/>
             </w:pPr>
             <w:r>
               <w:rPr>
@@ -542,6 +559,7 @@
           <w:p>
             <w:pPr>
               <w:spacing w:after="40"/>
+              <w:jc w:val="left"/>
             </w:pPr>
             <w:r>
               <w:rPr>
@@ -645,6 +663,7 @@
           <w:p>
             <w:pPr>
               <w:spacing w:after="40"/>
+              <w:jc w:val="left"/>
             </w:pPr>
             <w:r>
               <w:rPr>
@@ -671,6 +690,7 @@
           <w:p>
             <w:pPr>
               <w:spacing w:after="40"/>
+              <w:jc w:val="left"/>
             </w:pPr>
             <w:r>
               <w:rPr>
@@ -701,12 +721,13 @@
           <w:p>
             <w:pPr>
               <w:spacing w:after="40"/>
-            </w:pPr>
-            <w:r>
-              <w:rPr>
-                <w:rFonts w:ascii="Inter" w:cs="Inter" w:eastAsia="Inter" w:hAnsi="Inter"/>
-              </w:rPr>
-              <w:t xml:space="preserve">Dès le mois 6</w:t>
+              <w:jc w:val="left"/>
+            </w:pPr>
+            <w:r>
+              <w:rPr>
+                <w:rFonts w:ascii="Inter" w:cs="Inter" w:eastAsia="Inter" w:hAnsi="Inter"/>
+              </w:rPr>
+              <w:t xml:space="preserve">Août 2027</w:t>
             </w:r>
           </w:p>
         </w:tc>
@@ -723,6 +744,7 @@
           <w:p>
             <w:pPr>
               <w:spacing w:after="40"/>
+              <w:jc w:val="left"/>
             </w:pPr>
             <w:r>
               <w:rPr>
@@ -751,12 +773,13 @@
           <w:p>
             <w:pPr>
               <w:spacing w:after="40"/>
-            </w:pPr>
-            <w:r>
-              <w:rPr>
-                <w:rFonts w:ascii="Inter" w:cs="Inter" w:eastAsia="Inter" w:hAnsi="Inter"/>
-              </w:rPr>
-              <w:t xml:space="preserve">Mois 8 à 10</w:t>
+              <w:jc w:val="left"/>
+            </w:pPr>
+            <w:r>
+              <w:rPr>
+                <w:rFonts w:ascii="Inter" w:cs="Inter" w:eastAsia="Inter" w:hAnsi="Inter"/>
+              </w:rPr>
+              <w:t xml:space="preserve">Octobre à décembre 2027</w:t>
             </w:r>
           </w:p>
         </w:tc>
@@ -774,6 +797,7 @@
           <w:p>
             <w:pPr>
               <w:spacing w:after="40"/>
+              <w:jc w:val="left"/>
             </w:pPr>
             <w:r>
               <w:rPr>
@@ -801,12 +825,13 @@
           <w:p>
             <w:pPr>
               <w:spacing w:after="40"/>
-            </w:pPr>
-            <w:r>
-              <w:rPr>
-                <w:rFonts w:ascii="Inter" w:cs="Inter" w:eastAsia="Inter" w:hAnsi="Inter"/>
-              </w:rPr>
-              <w:t xml:space="preserve">Mois 9 à 12</w:t>
+              <w:jc w:val="left"/>
+            </w:pPr>
+            <w:r>
+              <w:rPr>
+                <w:rFonts w:ascii="Inter" w:cs="Inter" w:eastAsia="Inter" w:hAnsi="Inter"/>
+              </w:rPr>
+              <w:t xml:space="preserve">Décembre 2027 à février 2028</w:t>
             </w:r>
           </w:p>
         </w:tc>
@@ -823,6 +848,7 @@
           <w:p>
             <w:pPr>
               <w:spacing w:after="40"/>
+              <w:jc w:val="both"/>
             </w:pPr>
             <w:r>
               <w:rPr>
@@ -851,6 +877,7 @@
           <w:p>
             <w:pPr>
               <w:spacing w:after="40"/>
+              <w:jc w:val="left"/>
             </w:pPr>
             <w:r>
               <w:rPr>
@@ -874,12 +901,27 @@
           <w:p>
             <w:pPr>
               <w:spacing w:after="40"/>
-            </w:pPr>
-            <w:r>
-              <w:rPr>
-                <w:rFonts w:ascii="Inter" w:cs="Inter" w:eastAsia="Inter" w:hAnsi="Inter"/>
-              </w:rPr>
-              <w:t xml:space="preserve">Rencontres avec des professionnels et des recruteurs (job dating, témoignages d’anciens à partir de la deuxième promotion)</w:t>
+              <w:jc w:val="both"/>
+            </w:pPr>
+            <w:r>
+              <w:rPr>
+                <w:rFonts w:ascii="Inter" w:cs="Inter" w:eastAsia="Inter" w:hAnsi="Inter"/>
+              </w:rPr>
+              <w:t xml:space="preserve">Rencontres avec des professionnels lors des Rendez-vous du mois (pièce n° 19), dont un </w:t>
+            </w:r>
+            <w:r>
+              <w:rPr>
+                <w:rFonts w:ascii="Inter" w:cs="Inter" w:eastAsia="Inter" w:hAnsi="Inter"/>
+                <w:b/>
+                <w:bCs/>
+              </w:rPr>
+              <w:t xml:space="preserve">job dating</w:t>
+            </w:r>
+            <w:r>
+              <w:rPr>
+                <w:rFonts w:ascii="Inter" w:cs="Inter" w:eastAsia="Inter" w:hAnsi="Inter"/>
+              </w:rPr>
+              <w:t xml:space="preserve"> avec France Travail et des enseignes réunionnaises en novembre 2027</w:t>
             </w:r>
           </w:p>
         </w:tc>
@@ -911,6 +953,7 @@
           <w:numId w:val="2"/>
         </w:numPr>
         <w:spacing w:after="60" w:line="276"/>
+        <w:jc w:val="both"/>
       </w:pPr>
       <w:r>
         <w:rPr>
@@ -927,6 +970,7 @@
           <w:numId w:val="2"/>
         </w:numPr>
         <w:spacing w:after="60" w:line="276"/>
+        <w:jc w:val="both"/>
       </w:pPr>
       <w:r>
         <w:rPr>
@@ -943,6 +987,7 @@
           <w:numId w:val="2"/>
         </w:numPr>
         <w:spacing w:after="60" w:line="276"/>
+        <w:jc w:val="both"/>
       </w:pPr>
       <w:r>
         <w:rPr>
@@ -959,6 +1004,7 @@
           <w:numId w:val="2"/>
         </w:numPr>
         <w:spacing w:after="60" w:line="276"/>
+        <w:jc w:val="both"/>
       </w:pPr>
       <w:r>
         <w:rPr>
@@ -975,6 +1021,7 @@
           <w:numId w:val="2"/>
         </w:numPr>
         <w:spacing w:after="60" w:line="276"/>
+        <w:jc w:val="both"/>
       </w:pPr>
       <w:r>
         <w:rPr>
@@ -1068,6 +1115,7 @@
           <w:p>
             <w:pPr>
               <w:spacing w:after="50"/>
+              <w:jc w:val="both"/>
             </w:pPr>
             <w:r>
               <w:rPr>

--- a/dossier-deets-apprentissage/word/13_Etat_descriptif_insertion_professionnelle.docx
+++ b/dossier-deets-apprentissage/word/13_Etat_descriptif_insertion_professionnelle.docx
@@ -4,29 +4,47 @@
   <w:body>
     <w:p>
       <w:pPr>
-        <w:spacing w:after="40"/>
-      </w:pPr>
-      <w:r>
-        <w:rPr>
-          <w:rFonts w:ascii="Montserrat" w:cs="Montserrat" w:eastAsia="Montserrat" w:hAnsi="Montserrat"/>
-          <w:b/>
-          <w:bCs/>
-          <w:color w:val="1B3A6B"/>
-          <w:sz w:val="40"/>
-          <w:szCs w:val="40"/>
-        </w:rPr>
-        <w:t xml:space="preserve">YEBA</w:t>
-      </w:r>
-      <w:r>
-        <w:rPr>
-          <w:rFonts w:ascii="Montserrat" w:cs="Montserrat" w:eastAsia="Montserrat" w:hAnsi="Montserrat"/>
-          <w:b/>
-          <w:bCs/>
-          <w:color w:val="C9AB4C"/>
-          <w:sz w:val="40"/>
-          <w:szCs w:val="40"/>
-        </w:rPr>
-        <w:t xml:space="preserve">  FORMATIONS</w:t>
+        <w:spacing w:after="80"/>
+      </w:pPr>
+      <w:r>
+        <w:drawing>
+          <wp:inline distT="0" distB="0" distL="0" distR="0">
+            <wp:extent cx="1143000" cy="971550"/>
+            <wp:effectExtent t="0" r="0" b="0" l="0"/>
+            <wp:docPr id="1" name="logo" descr="Logo YEBA FORMATIONS" title="Logo YEBA FORMATIONS"/>
+            <wp:cNvGraphicFramePr>
+              <a:graphicFrameLocks xmlns:a="http://schemas.openxmlformats.org/drawingml/2006/main" noChangeAspect="1"/>
+            </wp:cNvGraphicFramePr>
+            <a:graphic xmlns:a="http://schemas.openxmlformats.org/drawingml/2006/main">
+              <a:graphicData uri="http://schemas.openxmlformats.org/drawingml/2006/picture">
+                <pic:pic xmlns:pic="http://schemas.openxmlformats.org/drawingml/2006/picture">
+                  <pic:nvPicPr>
+                    <pic:cNvPr id="0" name="" descr=""/>
+                    <pic:cNvPicPr>
+                      <a:picLocks noChangeAspect="1" noChangeArrowheads="1"/>
+                    </pic:cNvPicPr>
+                  </pic:nvPicPr>
+                  <pic:blipFill>
+                    <a:blip r:embed="rId9" cstate="none"/>
+                    <a:srcRect/>
+                    <a:stretch>
+                      <a:fillRect/>
+                    </a:stretch>
+                  </pic:blipFill>
+                  <pic:spPr bwMode="auto">
+                    <a:xfrm>
+                      <a:off x="0" y="0"/>
+                      <a:ext cx="1143000" cy="971550"/>
+                    </a:xfrm>
+                    <a:prstGeom prst="rect">
+                      <a:avLst/>
+                    </a:prstGeom>
+                  </pic:spPr>
+                </pic:pic>
+              </a:graphicData>
+            </a:graphic>
+          </wp:inline>
+        </w:drawing>
       </w:r>
     </w:p>
     <w:p>
@@ -512,7 +530,7 @@
               <w:rPr>
                 <w:rFonts w:ascii="Inter" w:cs="Inter" w:eastAsia="Inter" w:hAnsi="Inter"/>
               </w:rPr>
-              <w:t xml:space="preserve">Aurélien LUMEKA, Directeur</w:t>
+              <w:t xml:space="preserve">Aurélien LUMEKA, Directeur — +262 693 32 24 45 — yebaformations@gmail.com</w:t>
             </w:r>
           </w:p>
         </w:tc>
@@ -565,7 +583,7 @@
               <w:rPr>
                 <w:rFonts w:ascii="Inter" w:cs="Inter" w:eastAsia="Inter" w:hAnsi="Inter"/>
               </w:rPr>
-              <w:t xml:space="preserve">Version 2 du 28/10/2026</w:t>
+              <w:t xml:space="preserve">Version 3 du 30/10/2026</w:t>
             </w:r>
           </w:p>
         </w:tc>

--- a/dossier-deets-apprentissage/word/13_Etat_descriptif_insertion_professionnelle.docx
+++ b/dossier-deets-apprentissage/word/13_Etat_descriptif_insertion_professionnelle.docx
@@ -455,7 +455,7 @@
               <w:rPr>
                 <w:rFonts w:ascii="Inter" w:cs="Inter" w:eastAsia="Inter" w:hAnsi="Inter"/>
               </w:rPr>
-              <w:t xml:space="preserve">Certification Qualiopi</w:t>
+              <w:t xml:space="preserve">Adresse administrative (courrier)</w:t>
             </w:r>
           </w:p>
         </w:tc>
@@ -473,13 +473,13 @@
           <w:p>
             <w:pPr>
               <w:spacing w:after="40"/>
-              <w:jc w:val="both"/>
-            </w:pPr>
-            <w:r>
-              <w:rPr>
-                <w:rFonts w:ascii="Inter" w:cs="Inter" w:eastAsia="Inter" w:hAnsi="Inter"/>
-              </w:rPr>
-              <w:t xml:space="preserve">n° 25FOR02027.1 (actions de formation). Extension à la catégorie « actions de formation par apprentissage » engagée : l’audit d’extension sera réalisé dès l’entrée en formation du premier apprenti (courriel de l’organisme certificateur du 14/10/2026).</w:t>
+              <w:jc w:val="left"/>
+            </w:pPr>
+            <w:r>
+              <w:rPr>
+                <w:rFonts w:ascii="Inter" w:cs="Inter" w:eastAsia="Inter" w:hAnsi="Inter"/>
+              </w:rPr>
+              <w:t xml:space="preserve">9 rue Françoise Châtelain, Bâtiment A, Entrée 1, Porte 0042, 97490 Saint-Denis</w:t>
             </w:r>
           </w:p>
         </w:tc>
@@ -507,7 +507,7 @@
               <w:rPr>
                 <w:rFonts w:ascii="Inter" w:cs="Inter" w:eastAsia="Inter" w:hAnsi="Inter"/>
               </w:rPr>
-              <w:t xml:space="preserve">Responsable</w:t>
+              <w:t xml:space="preserve">Certification Qualiopi</w:t>
             </w:r>
           </w:p>
         </w:tc>
@@ -524,13 +524,27 @@
           <w:p>
             <w:pPr>
               <w:spacing w:after="40"/>
-              <w:jc w:val="left"/>
-            </w:pPr>
-            <w:r>
-              <w:rPr>
-                <w:rFonts w:ascii="Inter" w:cs="Inter" w:eastAsia="Inter" w:hAnsi="Inter"/>
-              </w:rPr>
-              <w:t xml:space="preserve">Aurélien LUMEKA, Directeur — +262 693 32 24 45 — yebaformations@gmail.com</w:t>
+              <w:jc w:val="both"/>
+            </w:pPr>
+            <w:r>
+              <w:rPr>
+                <w:rFonts w:ascii="Inter" w:cs="Inter" w:eastAsia="Inter" w:hAnsi="Inter"/>
+              </w:rPr>
+              <w:t xml:space="preserve">n° 25FOR02027.1, délivrée par QUALITIA Certification, valable du 17/02/2026 au 16/02/2029. Catégories certifiées (art. L.6313-1 du Code du travail) : actions de formation, bilans de compétences, actions de validation des acquis de l’expérience et </w:t>
+            </w:r>
+            <w:r>
+              <w:rPr>
+                <w:rFonts w:ascii="Inter" w:cs="Inter" w:eastAsia="Inter" w:hAnsi="Inter"/>
+                <w:b/>
+                <w:bCs/>
+              </w:rPr>
+              <w:t xml:space="preserve">actions de formation par apprentissage</w:t>
+            </w:r>
+            <w:r>
+              <w:rPr>
+                <w:rFonts w:ascii="Inter" w:cs="Inter" w:eastAsia="Inter" w:hAnsi="Inter"/>
+              </w:rPr>
+              <w:t xml:space="preserve">.</w:t>
             </w:r>
           </w:p>
         </w:tc>
@@ -559,7 +573,7 @@
               <w:rPr>
                 <w:rFonts w:ascii="Inter" w:cs="Inter" w:eastAsia="Inter" w:hAnsi="Inter"/>
               </w:rPr>
-              <w:t xml:space="preserve">Version</w:t>
+              <w:t xml:space="preserve">Responsable</w:t>
             </w:r>
           </w:p>
         </w:tc>
@@ -583,7 +597,58 @@
               <w:rPr>
                 <w:rFonts w:ascii="Inter" w:cs="Inter" w:eastAsia="Inter" w:hAnsi="Inter"/>
               </w:rPr>
-              <w:t xml:space="preserve">Version 3 du 30/10/2026</w:t>
+              <w:t xml:space="preserve">Aurélien LUMEKA, Directeur — +262 693 32 24 45 — yebaformations@gmail.com</w:t>
+            </w:r>
+          </w:p>
+        </w:tc>
+      </w:tr>
+      <w:tr>
+        <w:trPr>
+          <w:cantSplit/>
+        </w:trPr>
+        <w:tc>
+          <w:tcPr>
+            <w:tcW w:type="dxa" w:w="2600"/>
+            <w:tcMar>
+              <w:top w:type="dxa" w:w="60"/>
+              <w:left w:type="dxa" w:w="90"/>
+              <w:bottom w:type="dxa" w:w="60"/>
+              <w:right w:type="dxa" w:w="90"/>
+            </w:tcMar>
+          </w:tcPr>
+          <w:p>
+            <w:pPr>
+              <w:spacing w:after="40"/>
+              <w:jc w:val="left"/>
+            </w:pPr>
+            <w:r>
+              <w:rPr>
+                <w:rFonts w:ascii="Inter" w:cs="Inter" w:eastAsia="Inter" w:hAnsi="Inter"/>
+              </w:rPr>
+              <w:t xml:space="preserve">Version</w:t>
+            </w:r>
+          </w:p>
+        </w:tc>
+        <w:tc>
+          <w:tcPr>
+            <w:tcW w:type="dxa" w:w="7038"/>
+            <w:tcMar>
+              <w:top w:type="dxa" w:w="60"/>
+              <w:left w:type="dxa" w:w="90"/>
+              <w:bottom w:type="dxa" w:w="60"/>
+              <w:right w:type="dxa" w:w="90"/>
+            </w:tcMar>
+          </w:tcPr>
+          <w:p>
+            <w:pPr>
+              <w:spacing w:after="40"/>
+              <w:jc w:val="left"/>
+            </w:pPr>
+            <w:r>
+              <w:rPr>
+                <w:rFonts w:ascii="Inter" w:cs="Inter" w:eastAsia="Inter" w:hAnsi="Inter"/>
+              </w:rPr>
+              <w:t xml:space="preserve">Version 4 du 30/10/2026</w:t>
             </w:r>
           </w:p>
         </w:tc>
